--- a/src/public/CV_Gabrie_Gabrielli_Modelo_Harvard.docx
+++ b/src/public/CV_Gabrie_Gabrielli_Modelo_Harvard.docx
@@ -404,15 +404,24 @@
       </w:r>
       <w:r>
         <w:br/>
-        <w:t>LinkedIn: linkedin.com/in/gabrie-gabrielli</w:t>
+        <w:t xml:space="preserve">LinkedIn: </w:t>
+      </w:r>
+      <w:r>
+        <w:t>https://www.linkedin.com/in/gabriel-gabrielli-dev/</w:t>
       </w:r>
       <w:r>
         <w:br/>
-        <w:t>GitHub: github.com/gabgabrielli</w:t>
+        <w:t xml:space="preserve">GitHub: </w:t>
+      </w:r>
+      <w:r>
+        <w:t>https://github.com/gaby28894178/portafolio2025.git</w:t>
       </w:r>
       <w:r>
         <w:br/>
-        <w:t>Portafolio: gabriegabrielli.dev</w:t>
+        <w:t xml:space="preserve">Portafolio: </w:t>
+      </w:r>
+      <w:r>
+        <w:t>https://papaya-blini-8c3d0b.netlify.app/</w:t>
       </w:r>
     </w:p>
     <w:sectPr>

--- a/src/public/CV_Gabrie_Gabrielli_Modelo_Harvard.docx
+++ b/src/public/CV_Gabrie_Gabrielli_Modelo_Harvard.docx
@@ -421,7 +421,7 @@
         <w:t xml:space="preserve">Portafolio: </w:t>
       </w:r>
       <w:r>
-        <w:t>https://papaya-blini-8c3d0b.netlify.app/</w:t>
+        <w:t>https://gabriellidev.netlify.app/</w:t>
       </w:r>
     </w:p>
     <w:sectPr>

--- a/src/public/CV_Gabrie_Gabrielli_Modelo_Harvard.docx
+++ b/src/public/CV_Gabrie_Gabrielli_Modelo_Harvard.docx
@@ -5,36 +5,14 @@
     <w:p>
       <w:pPr>
         <w:pStyle w:val="Ttulo"/>
-        <w:jc w:val="center"/>
       </w:pPr>
       <w:r>
-        <w:t>Curriculum Vitae</w:t>
+        <w:t>Gabriel Gabrielli</w:t>
       </w:r>
     </w:p>
     <w:p>
       <w:r>
-        <w:t>Gabrie Walter Gabrielli</w:t>
-      </w:r>
-    </w:p>
-    <w:p>
-      <w:r>
-        <w:t xml:space="preserve">DNI: </w:t>
-      </w:r>
-      <w:r>
-        <w:t>288941xx</w:t>
-      </w:r>
-    </w:p>
-    <w:p>
-      <w:r>
-        <w:t>Fecha de Nacimiento: 28/05/1981</w:t>
-      </w:r>
-    </w:p>
-    <w:p>
-      <w:r>
-        <w:t>Dirección: Cataluña 96</w:t>
-      </w:r>
-      <w:r>
-        <w:t>51</w:t>
+        <w:t>Dirección: Moreno, Buenos Aires</w:t>
       </w:r>
     </w:p>
     <w:p>
@@ -48,6 +26,21 @@
       </w:r>
     </w:p>
     <w:p>
+      <w:r>
+        <w:t>GitHub: https://github.com/gaby28894178</w:t>
+      </w:r>
+    </w:p>
+    <w:p>
+      <w:r>
+        <w:t>Portfolio: https://gabriellidev.netlify.app</w:t>
+      </w:r>
+    </w:p>
+    <w:p>
+      <w:r>
+        <w:t>LinkedIn: https://www.linkedin.com/in/gabriel-gabrielli-dev/</w:t>
+      </w:r>
+    </w:p>
+    <w:p>
       <w:pPr>
         <w:pStyle w:val="Ttulo1"/>
       </w:pPr>
@@ -57,7 +50,7 @@
     </w:p>
     <w:p>
       <w:r>
-        <w:t>Desarrollador Full Stack con formación en Codo a Codo (Flask) y Academlo (Node.js). Actualmente cursando la carrera de Diseño de Software Móvil en la Universidad UPATECO a distancia. Especializado en tecnologías modernas para desarrollo web y móvil, con sólidos conocimientos en frontend y backend.</w:t>
+        <w:t>Desarrollador Full Stack con formación en Flask y Node.js. Actualmente cursando la carrera de Diseño de Software Móvil en la Universidad UPATECO (modalidad a distancia). Especializado en tecnologías modernas para el desarrollo web y móvil, con sólidos conocimientos en frontend y backend. Busco mi primera experiencia laboral en el área IT. Amplio conocimiento en lenguajes de programación: HTML, CSS, Bootstrap, Tailwind, JavaScript, Python, Flask, React, Node.js, JWT, Bcrypt y C.</w:t>
       </w:r>
     </w:p>
     <w:p>
@@ -70,41 +63,30 @@
     </w:p>
     <w:p>
       <w:r>
-        <w:t>Universidad UPATECO (A distancia)</w:t>
-      </w:r>
-      <w:r>
-        <w:br/>
-        <w:t>Carrera: Diseño de Software Móvil</w:t>
-      </w:r>
-      <w:r>
-        <w:br/>
-        <w:t>Estado: En curso (2023-presente)</w:t>
+        <w:t>Universidad Provincial de Administración, Tecnología y Oficios (UPATECO)</w:t>
       </w:r>
     </w:p>
     <w:p>
       <w:r>
-        <w:t>Programa Codo a Codo</w:t>
-      </w:r>
-      <w:r>
-        <w:br/>
-        <w:t>Especialización: Full Stack con Python y Flask</w:t>
-      </w:r>
-      <w:r>
-        <w:br/>
-        <w:t>Año: 2022</w:t>
+        <w:t>Carrera: Diseño de Software Móvil</w:t>
       </w:r>
     </w:p>
     <w:p>
       <w:r>
-        <w:t>Academlo</w:t>
+        <w:t>Modalidad: A distancia</w:t>
       </w:r>
+    </w:p>
+    <w:p>
       <w:r>
-        <w:br/>
-        <w:t>Especialización: Full Stack con Node.js</w:t>
+        <w:t xml:space="preserve">Estado: En curso (2022 - </w:t>
       </w:r>
+      <w:proofErr w:type="spellStart"/>
       <w:r>
-        <w:br/>
-        <w:t>Año: 2022</w:t>
+        <w:t>presente</w:t>
+      </w:r>
+      <w:proofErr w:type="spellEnd"/>
+      <w:r>
+        <w:t>)</w:t>
       </w:r>
     </w:p>
     <w:p>
@@ -112,108 +94,316 @@
         <w:pStyle w:val="Ttulo1"/>
       </w:pPr>
       <w:r>
-        <w:t>Habilidades Técnicas</w:t>
+        <w:t xml:space="preserve">Cursos y </w:t>
       </w:r>
+      <w:proofErr w:type="spellStart"/>
+      <w:r>
+        <w:t>Certificaciones</w:t>
+      </w:r>
+      <w:proofErr w:type="spellEnd"/>
     </w:p>
-    <w:p>
-      <w:r>
-        <w:t>Frontend</w:t>
-      </w:r>
-      <w:r>
-        <w:br/>
-        <w:t>JavaScript (ES6+)</w:t>
-      </w:r>
-      <w:r>
-        <w:br/>
-        <w:t>HTML5 / CSS3</w:t>
-      </w:r>
-      <w:r>
-        <w:br/>
-        <w:t>Tailwind CSS</w:t>
-      </w:r>
-      <w:r>
-        <w:br/>
-        <w:t>Bootstrap 5</w:t>
-      </w:r>
-      <w:r>
-        <w:br/>
-        <w:t>React (en formación)</w:t>
-      </w:r>
-    </w:p>
-    <w:p>
-      <w:r>
-        <w:lastRenderedPageBreak/>
-        <w:t>Backend</w:t>
-      </w:r>
-      <w:r>
-        <w:br/>
-        <w:t>Node.js</w:t>
-      </w:r>
-      <w:r>
-        <w:br/>
-        <w:t>Express.js</w:t>
-      </w:r>
-      <w:r>
-        <w:br/>
-        <w:t>Python</w:t>
-      </w:r>
-      <w:r>
-        <w:br/>
-        <w:t>Flask</w:t>
-      </w:r>
-      <w:r>
-        <w:br/>
-        <w:t>Sequelize ORM</w:t>
-      </w:r>
-    </w:p>
-    <w:p>
-      <w:r>
-        <w:t>Bases de Datos</w:t>
-      </w:r>
-      <w:r>
-        <w:br/>
-        <w:t>PostgreSQL</w:t>
-      </w:r>
-      <w:r>
-        <w:br/>
-        <w:t>MySQL</w:t>
-      </w:r>
-      <w:r>
-        <w:br/>
-        <w:t>SQLite</w:t>
-      </w:r>
-      <w:r>
-        <w:br/>
-        <w:t>SQL Server (XAMPP)</w:t>
-      </w:r>
-    </w:p>
-    <w:p>
-      <w:r>
-        <w:t>Herramientas</w:t>
-      </w:r>
-      <w:r>
-        <w:br/>
-        <w:t>Git/GitHub</w:t>
-      </w:r>
-      <w:r>
-        <w:br/>
-        <w:t>Visual Studio Code</w:t>
-      </w:r>
-      <w:r>
-        <w:br/>
-        <w:t>Postman</w:t>
-      </w:r>
-      <w:r>
-        <w:br/>
-        <w:t>XAMPP/WAMP</w:t>
-      </w:r>
-    </w:p>
+    <w:tbl>
+      <w:tblPr>
+        <w:tblStyle w:val="Tablaconcuadrcula"/>
+        <w:tblW w:w="0" w:type="auto"/>
+        <w:tblLook w:val="04A0" w:firstRow="1" w:lastRow="0" w:firstColumn="1" w:lastColumn="0" w:noHBand="0" w:noVBand="1"/>
+      </w:tblPr>
+      <w:tblGrid>
+        <w:gridCol w:w="2880"/>
+        <w:gridCol w:w="2880"/>
+        <w:gridCol w:w="2880"/>
+      </w:tblGrid>
+      <w:tr>
+        <w:tc>
+          <w:tcPr>
+            <w:tcW w:w="2880" w:type="dxa"/>
+          </w:tcPr>
+          <w:p>
+            <w:pPr>
+              <w:jc w:val="center"/>
+            </w:pPr>
+            <w:r>
+              <w:t>Curso</w:t>
+            </w:r>
+          </w:p>
+        </w:tc>
+        <w:tc>
+          <w:tcPr>
+            <w:tcW w:w="2880" w:type="dxa"/>
+          </w:tcPr>
+          <w:p>
+            <w:pPr>
+              <w:jc w:val="center"/>
+            </w:pPr>
+            <w:r>
+              <w:t>Institución</w:t>
+            </w:r>
+          </w:p>
+        </w:tc>
+        <w:tc>
+          <w:tcPr>
+            <w:tcW w:w="2880" w:type="dxa"/>
+          </w:tcPr>
+          <w:p>
+            <w:pPr>
+              <w:jc w:val="center"/>
+            </w:pPr>
+            <w:r>
+              <w:t>Año</w:t>
+            </w:r>
+          </w:p>
+        </w:tc>
+      </w:tr>
+      <w:tr>
+        <w:tc>
+          <w:tcPr>
+            <w:tcW w:w="2880" w:type="dxa"/>
+          </w:tcPr>
+          <w:p>
+            <w:pPr>
+              <w:jc w:val="center"/>
+            </w:pPr>
+            <w:r>
+              <w:t>JavaScript Moderno</w:t>
+            </w:r>
+          </w:p>
+        </w:tc>
+        <w:tc>
+          <w:tcPr>
+            <w:tcW w:w="2880" w:type="dxa"/>
+          </w:tcPr>
+          <w:p>
+            <w:pPr>
+              <w:jc w:val="center"/>
+            </w:pPr>
+            <w:r>
+              <w:t>Udemy</w:t>
+            </w:r>
+          </w:p>
+        </w:tc>
+        <w:tc>
+          <w:tcPr>
+            <w:tcW w:w="2880" w:type="dxa"/>
+          </w:tcPr>
+          <w:p>
+            <w:pPr>
+              <w:jc w:val="center"/>
+            </w:pPr>
+            <w:r>
+              <w:t>2022</w:t>
+            </w:r>
+          </w:p>
+        </w:tc>
+      </w:tr>
+      <w:tr>
+        <w:tc>
+          <w:tcPr>
+            <w:tcW w:w="2880" w:type="dxa"/>
+          </w:tcPr>
+          <w:p>
+            <w:pPr>
+              <w:jc w:val="center"/>
+            </w:pPr>
+            <w:r>
+              <w:t>Node.js de Cero a Experto</w:t>
+            </w:r>
+          </w:p>
+        </w:tc>
+        <w:tc>
+          <w:tcPr>
+            <w:tcW w:w="2880" w:type="dxa"/>
+          </w:tcPr>
+          <w:p>
+            <w:pPr>
+              <w:jc w:val="center"/>
+            </w:pPr>
+            <w:r>
+              <w:t>Academlo</w:t>
+            </w:r>
+          </w:p>
+        </w:tc>
+        <w:tc>
+          <w:tcPr>
+            <w:tcW w:w="2880" w:type="dxa"/>
+          </w:tcPr>
+          <w:p>
+            <w:pPr>
+              <w:jc w:val="center"/>
+            </w:pPr>
+            <w:r>
+              <w:t>2022</w:t>
+            </w:r>
+          </w:p>
+        </w:tc>
+      </w:tr>
+      <w:tr>
+        <w:tc>
+          <w:tcPr>
+            <w:tcW w:w="2880" w:type="dxa"/>
+          </w:tcPr>
+          <w:p>
+            <w:pPr>
+              <w:jc w:val="center"/>
+            </w:pPr>
+            <w:r>
+              <w:t>Python y Flask</w:t>
+            </w:r>
+          </w:p>
+        </w:tc>
+        <w:tc>
+          <w:tcPr>
+            <w:tcW w:w="2880" w:type="dxa"/>
+          </w:tcPr>
+          <w:p>
+            <w:pPr>
+              <w:jc w:val="center"/>
+            </w:pPr>
+            <w:r>
+              <w:t>Codo a Codo</w:t>
+            </w:r>
+          </w:p>
+        </w:tc>
+        <w:tc>
+          <w:tcPr>
+            <w:tcW w:w="2880" w:type="dxa"/>
+          </w:tcPr>
+          <w:p>
+            <w:pPr>
+              <w:jc w:val="center"/>
+            </w:pPr>
+            <w:r>
+              <w:t>2022</w:t>
+            </w:r>
+          </w:p>
+        </w:tc>
+      </w:tr>
+      <w:tr>
+        <w:tc>
+          <w:tcPr>
+            <w:tcW w:w="2880" w:type="dxa"/>
+          </w:tcPr>
+          <w:p>
+            <w:pPr>
+              <w:jc w:val="center"/>
+            </w:pPr>
+            <w:r>
+              <w:t>HTML5 y CSS3</w:t>
+            </w:r>
+          </w:p>
+        </w:tc>
+        <w:tc>
+          <w:tcPr>
+            <w:tcW w:w="2880" w:type="dxa"/>
+          </w:tcPr>
+          <w:p>
+            <w:pPr>
+              <w:jc w:val="center"/>
+            </w:pPr>
+            <w:r>
+              <w:t>Platzi</w:t>
+            </w:r>
+          </w:p>
+        </w:tc>
+        <w:tc>
+          <w:tcPr>
+            <w:tcW w:w="2880" w:type="dxa"/>
+          </w:tcPr>
+          <w:p>
+            <w:pPr>
+              <w:jc w:val="center"/>
+            </w:pPr>
+            <w:r>
+              <w:t>2021</w:t>
+            </w:r>
+          </w:p>
+        </w:tc>
+      </w:tr>
+      <w:tr>
+        <w:tc>
+          <w:tcPr>
+            <w:tcW w:w="2880" w:type="dxa"/>
+          </w:tcPr>
+          <w:p>
+            <w:pPr>
+              <w:jc w:val="center"/>
+            </w:pPr>
+            <w:r>
+              <w:t>Bases de Datos SQL</w:t>
+            </w:r>
+          </w:p>
+        </w:tc>
+        <w:tc>
+          <w:tcPr>
+            <w:tcW w:w="2880" w:type="dxa"/>
+          </w:tcPr>
+          <w:p>
+            <w:pPr>
+              <w:jc w:val="center"/>
+            </w:pPr>
+            <w:r>
+              <w:t>Udemy</w:t>
+            </w:r>
+          </w:p>
+        </w:tc>
+        <w:tc>
+          <w:tcPr>
+            <w:tcW w:w="2880" w:type="dxa"/>
+          </w:tcPr>
+          <w:p>
+            <w:pPr>
+              <w:jc w:val="center"/>
+            </w:pPr>
+            <w:r>
+              <w:t>2021</w:t>
+            </w:r>
+          </w:p>
+        </w:tc>
+      </w:tr>
+      <w:tr>
+        <w:tc>
+          <w:tcPr>
+            <w:tcW w:w="2880" w:type="dxa"/>
+          </w:tcPr>
+          <w:p>
+            <w:pPr>
+              <w:jc w:val="center"/>
+            </w:pPr>
+          </w:p>
+        </w:tc>
+        <w:tc>
+          <w:tcPr>
+            <w:tcW w:w="2880" w:type="dxa"/>
+          </w:tcPr>
+          <w:p>
+            <w:pPr>
+              <w:jc w:val="center"/>
+            </w:pPr>
+          </w:p>
+        </w:tc>
+        <w:tc>
+          <w:tcPr>
+            <w:tcW w:w="2880" w:type="dxa"/>
+          </w:tcPr>
+          <w:p>
+            <w:pPr>
+              <w:jc w:val="center"/>
+            </w:pPr>
+          </w:p>
+        </w:tc>
+      </w:tr>
+    </w:tbl>
     <w:p>
       <w:pPr>
         <w:pStyle w:val="Ttulo1"/>
       </w:pPr>
+      <w:proofErr w:type="spellStart"/>
       <w:r>
-        <w:t>Experiencia Laboral</w:t>
+        <w:lastRenderedPageBreak/>
+        <w:t>Experiencia</w:t>
+      </w:r>
+      <w:proofErr w:type="spellEnd"/>
+      <w:r>
+        <w:t xml:space="preserve"> Laboral</w:t>
       </w:r>
     </w:p>
     <w:p>
@@ -224,24 +414,66 @@
         <w:br/>
         <w:t>2022 - Presente</w:t>
       </w:r>
+    </w:p>
+    <w:p>
+      <w:pPr>
+        <w:pStyle w:val="Listaconvietas"/>
+      </w:pPr>
       <w:r>
-        <w:br/>
+        <w:t>- Desarrollo de aplicaciones web personalizadas.</w:t>
       </w:r>
+    </w:p>
+    <w:p>
+      <w:pPr>
+        <w:pStyle w:val="Listaconvietas"/>
+      </w:pPr>
       <w:r>
-        <w:br/>
-        <w:t>- Desarrollo de aplicaciones web personalizadas</w:t>
+        <w:t>- Creación de APIs RESTful con Node.js/Express y Flask.</w:t>
       </w:r>
+    </w:p>
+    <w:p>
+      <w:pPr>
+        <w:pStyle w:val="Listaconvietas"/>
+      </w:pPr>
       <w:r>
-        <w:br/>
-        <w:t>- Creación de APIs RESTful con Node.js/Express y Flask</w:t>
+        <w:t>- Implementación de bases de datos relacionales.</w:t>
       </w:r>
+    </w:p>
+    <w:p>
+      <w:pPr>
+        <w:pStyle w:val="Listaconvietas"/>
+      </w:pPr>
       <w:r>
-        <w:br/>
-        <w:t>- Implementación de bases de datos relacionales</w:t>
+        <w:t>- Maquetación responsive con Tailwind y Bootstrap.</w:t>
       </w:r>
+    </w:p>
+    <w:p>
       <w:r>
-        <w:br/>
-        <w:t>- Maquetación responsive con Tailwind y Bootstrap</w:t>
+        <w:t>Proyecto destacado: API REST para E-commerce (Node.js + Express + Sequelize)</w:t>
+      </w:r>
+    </w:p>
+    <w:p>
+      <w:pPr>
+        <w:pStyle w:val="Listaconvietas"/>
+      </w:pPr>
+      <w:r>
+        <w:t>- Diseño de estructura de base de datos.</w:t>
+      </w:r>
+    </w:p>
+    <w:p>
+      <w:pPr>
+        <w:pStyle w:val="Listaconvietas"/>
+      </w:pPr>
+      <w:r>
+        <w:t>- Desarrollo de endpoints para productos y usuarios.</w:t>
+      </w:r>
+    </w:p>
+    <w:p>
+      <w:pPr>
+        <w:pStyle w:val="Listaconvietas"/>
+      </w:pPr>
+      <w:r>
+        <w:t>- Integración con frontend en React.</w:t>
       </w:r>
     </w:p>
     <w:p>
@@ -249,127 +481,232 @@
         <w:pStyle w:val="Ttulo1"/>
       </w:pPr>
       <w:r>
-        <w:t>Proyectos Destacados</w:t>
+        <w:t>Herramientas y Habilidades</w:t>
       </w:r>
     </w:p>
-    <w:p>
-      <w:r>
-        <w:t>Sistema de Gestión de Inventario (Flask + PostgreSQL)</w:t>
-      </w:r>
-      <w:r>
-        <w:br/>
-        <w:t>- Desarrollo completo del frontend y backend</w:t>
-      </w:r>
-      <w:r>
-        <w:br/>
-        <w:t>- Implementación de CRUD completo</w:t>
-      </w:r>
-      <w:r>
-        <w:br/>
-        <w:t>- Autenticación de usuarios</w:t>
-      </w:r>
-      <w:r>
-        <w:br/>
-      </w:r>
-      <w:r>
-        <w:br/>
-        <w:t>API REST para E-commerce (Node.js + Express + Sequelize)</w:t>
-      </w:r>
-      <w:r>
-        <w:br/>
-        <w:t>- Diseño de estructura de base de datos</w:t>
-      </w:r>
-      <w:r>
-        <w:br/>
-        <w:t>- Desarrollo de endpoints para productos y usuarios</w:t>
-      </w:r>
-      <w:r>
-        <w:br/>
-        <w:t>- Integración con frontend React</w:t>
-      </w:r>
-    </w:p>
-    <w:p>
-      <w:pPr>
-        <w:pStyle w:val="Ttulo1"/>
-      </w:pPr>
-      <w:r>
-        <w:lastRenderedPageBreak/>
-        <w:t>Cursos y Certificaciones</w:t>
-      </w:r>
-    </w:p>
-    <w:p>
-      <w:r>
-        <w:t>Curso</w:t>
-      </w:r>
-      <w:r>
-        <w:tab/>
-        <w:t>Institución</w:t>
-      </w:r>
-      <w:r>
-        <w:tab/>
-        <w:t>Año</w:t>
-      </w:r>
-      <w:r>
-        <w:br/>
-        <w:t>JavaScript Moderno</w:t>
-      </w:r>
-      <w:r>
-        <w:tab/>
-        <w:t>Udemy</w:t>
-      </w:r>
-      <w:r>
-        <w:tab/>
-        <w:t>2022</w:t>
-      </w:r>
-      <w:r>
-        <w:br/>
-        <w:t>HTML5 y CSS3</w:t>
-      </w:r>
-      <w:r>
-        <w:tab/>
-        <w:t>Platzi</w:t>
-      </w:r>
-      <w:r>
-        <w:tab/>
-        <w:t>2021</w:t>
-      </w:r>
-      <w:r>
-        <w:br/>
-        <w:t>Node.js de Cero a Experto</w:t>
-      </w:r>
-      <w:r>
-        <w:tab/>
-        <w:t>Academlo</w:t>
-      </w:r>
-      <w:r>
-        <w:tab/>
-        <w:t>2022</w:t>
-      </w:r>
-      <w:r>
-        <w:br/>
-        <w:t>Python y Flask</w:t>
-      </w:r>
-      <w:r>
-        <w:tab/>
-        <w:t>Codo a Codo</w:t>
-      </w:r>
-      <w:r>
-        <w:tab/>
-        <w:t>2022</w:t>
-      </w:r>
-      <w:r>
-        <w:br/>
-        <w:t>Bases de Datos SQL</w:t>
-      </w:r>
-      <w:r>
-        <w:tab/>
-        <w:t>Udemy</w:t>
-      </w:r>
-      <w:r>
-        <w:tab/>
-        <w:t>2021</w:t>
-      </w:r>
-    </w:p>
+    <w:tbl>
+      <w:tblPr>
+        <w:tblStyle w:val="Tablaconcuadrcula"/>
+        <w:tblW w:w="0" w:type="auto"/>
+        <w:tblLook w:val="04A0" w:firstRow="1" w:lastRow="0" w:firstColumn="1" w:lastColumn="0" w:noHBand="0" w:noVBand="1"/>
+      </w:tblPr>
+      <w:tblGrid>
+        <w:gridCol w:w="2160"/>
+        <w:gridCol w:w="2160"/>
+        <w:gridCol w:w="2160"/>
+        <w:gridCol w:w="2160"/>
+      </w:tblGrid>
+      <w:tr>
+        <w:tc>
+          <w:tcPr>
+            <w:tcW w:w="2160" w:type="dxa"/>
+          </w:tcPr>
+          <w:p>
+            <w:r>
+              <w:t>Frontend</w:t>
+            </w:r>
+          </w:p>
+        </w:tc>
+        <w:tc>
+          <w:tcPr>
+            <w:tcW w:w="2160" w:type="dxa"/>
+          </w:tcPr>
+          <w:p>
+            <w:r>
+              <w:t>Backend</w:t>
+            </w:r>
+          </w:p>
+        </w:tc>
+        <w:tc>
+          <w:tcPr>
+            <w:tcW w:w="2160" w:type="dxa"/>
+          </w:tcPr>
+          <w:p>
+            <w:r>
+              <w:t>Bases de Datos</w:t>
+            </w:r>
+          </w:p>
+        </w:tc>
+        <w:tc>
+          <w:tcPr>
+            <w:tcW w:w="2160" w:type="dxa"/>
+          </w:tcPr>
+          <w:p>
+            <w:r>
+              <w:t>Herramientas de Desarrollo</w:t>
+            </w:r>
+          </w:p>
+        </w:tc>
+      </w:tr>
+      <w:tr>
+        <w:tc>
+          <w:tcPr>
+            <w:tcW w:w="2160" w:type="dxa"/>
+          </w:tcPr>
+          <w:p>
+            <w:r>
+              <w:t>JavaScript (ES6+)</w:t>
+            </w:r>
+          </w:p>
+        </w:tc>
+        <w:tc>
+          <w:tcPr>
+            <w:tcW w:w="2160" w:type="dxa"/>
+          </w:tcPr>
+          <w:p>
+            <w:r>
+              <w:t>Node.js</w:t>
+            </w:r>
+          </w:p>
+        </w:tc>
+        <w:tc>
+          <w:tcPr>
+            <w:tcW w:w="2160" w:type="dxa"/>
+          </w:tcPr>
+          <w:p>
+            <w:r>
+              <w:t>PostgreSQL</w:t>
+            </w:r>
+          </w:p>
+        </w:tc>
+        <w:tc>
+          <w:tcPr>
+            <w:tcW w:w="2160" w:type="dxa"/>
+          </w:tcPr>
+          <w:p>
+            <w:r>
+              <w:t>Git / GitHub</w:t>
+            </w:r>
+          </w:p>
+        </w:tc>
+      </w:tr>
+      <w:tr>
+        <w:tc>
+          <w:tcPr>
+            <w:tcW w:w="2160" w:type="dxa"/>
+          </w:tcPr>
+          <w:p>
+            <w:r>
+              <w:t>HTML5 / CSS3</w:t>
+            </w:r>
+          </w:p>
+        </w:tc>
+        <w:tc>
+          <w:tcPr>
+            <w:tcW w:w="2160" w:type="dxa"/>
+          </w:tcPr>
+          <w:p>
+            <w:r>
+              <w:t>Express.js</w:t>
+            </w:r>
+          </w:p>
+        </w:tc>
+        <w:tc>
+          <w:tcPr>
+            <w:tcW w:w="2160" w:type="dxa"/>
+          </w:tcPr>
+          <w:p>
+            <w:r>
+              <w:t>MySQL</w:t>
+            </w:r>
+          </w:p>
+        </w:tc>
+        <w:tc>
+          <w:tcPr>
+            <w:tcW w:w="2160" w:type="dxa"/>
+          </w:tcPr>
+          <w:p>
+            <w:r>
+              <w:t>Visual Studio Code</w:t>
+            </w:r>
+          </w:p>
+        </w:tc>
+      </w:tr>
+      <w:tr>
+        <w:tc>
+          <w:tcPr>
+            <w:tcW w:w="2160" w:type="dxa"/>
+          </w:tcPr>
+          <w:p>
+            <w:r>
+              <w:t>Tailwind CSS</w:t>
+            </w:r>
+          </w:p>
+        </w:tc>
+        <w:tc>
+          <w:tcPr>
+            <w:tcW w:w="2160" w:type="dxa"/>
+          </w:tcPr>
+          <w:p>
+            <w:r>
+              <w:t>Python</w:t>
+            </w:r>
+          </w:p>
+        </w:tc>
+        <w:tc>
+          <w:tcPr>
+            <w:tcW w:w="2160" w:type="dxa"/>
+          </w:tcPr>
+          <w:p>
+            <w:r>
+              <w:t>SQLite</w:t>
+            </w:r>
+          </w:p>
+        </w:tc>
+        <w:tc>
+          <w:tcPr>
+            <w:tcW w:w="2160" w:type="dxa"/>
+          </w:tcPr>
+          <w:p>
+            <w:r>
+              <w:t>Postman</w:t>
+            </w:r>
+          </w:p>
+        </w:tc>
+      </w:tr>
+      <w:tr>
+        <w:tc>
+          <w:tcPr>
+            <w:tcW w:w="2160" w:type="dxa"/>
+          </w:tcPr>
+          <w:p>
+            <w:r>
+              <w:t>Bootstrap 5</w:t>
+            </w:r>
+          </w:p>
+        </w:tc>
+        <w:tc>
+          <w:tcPr>
+            <w:tcW w:w="2160" w:type="dxa"/>
+          </w:tcPr>
+          <w:p>
+            <w:r>
+              <w:t>Flask</w:t>
+            </w:r>
+          </w:p>
+        </w:tc>
+        <w:tc>
+          <w:tcPr>
+            <w:tcW w:w="2160" w:type="dxa"/>
+          </w:tcPr>
+          <w:p>
+            <w:r>
+              <w:t>SQL Server (XAMPP)</w:t>
+            </w:r>
+          </w:p>
+        </w:tc>
+        <w:tc>
+          <w:tcPr>
+            <w:tcW w:w="2160" w:type="dxa"/>
+          </w:tcPr>
+          <w:p>
+            <w:r>
+              <w:t>XAMPP / WAMP</w:t>
+            </w:r>
+          </w:p>
+        </w:tc>
+      </w:tr>
+    </w:tbl>
     <w:p>
       <w:pPr>
         <w:pStyle w:val="Ttulo1"/>
@@ -382,8 +719,9 @@
       <w:r>
         <w:t>Español: Nativo</w:t>
       </w:r>
+    </w:p>
+    <w:p>
       <w:r>
-        <w:br/>
         <w:t>Inglés: Técnico (lectura y escritura)</w:t>
       </w:r>
     </w:p>
@@ -398,30 +736,6 @@
     <w:p>
       <w:r>
         <w:t>Disponibles a solicitud.</w:t>
-      </w:r>
-      <w:r>
-        <w:br/>
-      </w:r>
-      <w:r>
-        <w:br/>
-        <w:t xml:space="preserve">LinkedIn: </w:t>
-      </w:r>
-      <w:r>
-        <w:t>https://www.linkedin.com/in/gabriel-gabrielli-dev/</w:t>
-      </w:r>
-      <w:r>
-        <w:br/>
-        <w:t xml:space="preserve">GitHub: </w:t>
-      </w:r>
-      <w:r>
-        <w:t>https://github.com/gaby28894178/portafolio2025.git</w:t>
-      </w:r>
-      <w:r>
-        <w:br/>
-        <w:t xml:space="preserve">Portafolio: </w:t>
-      </w:r>
-      <w:r>
-        <w:t>https://gabriellidev.netlify.app/</w:t>
       </w:r>
     </w:p>
     <w:sectPr>
@@ -607,31 +921,31 @@
       </w:rPr>
     </w:lvl>
   </w:abstractNum>
-  <w:num w:numId="1" w16cid:durableId="190264146">
+  <w:num w:numId="1" w16cid:durableId="58137913">
     <w:abstractNumId w:val="8"/>
   </w:num>
-  <w:num w:numId="2" w16cid:durableId="1345401060">
+  <w:num w:numId="2" w16cid:durableId="1926066653">
     <w:abstractNumId w:val="6"/>
   </w:num>
-  <w:num w:numId="3" w16cid:durableId="1063604359">
+  <w:num w:numId="3" w16cid:durableId="1121341438">
     <w:abstractNumId w:val="5"/>
   </w:num>
-  <w:num w:numId="4" w16cid:durableId="111095234">
+  <w:num w:numId="4" w16cid:durableId="1461534190">
     <w:abstractNumId w:val="4"/>
   </w:num>
-  <w:num w:numId="5" w16cid:durableId="298150027">
+  <w:num w:numId="5" w16cid:durableId="777410076">
     <w:abstractNumId w:val="7"/>
   </w:num>
-  <w:num w:numId="6" w16cid:durableId="1484194573">
+  <w:num w:numId="6" w16cid:durableId="29186810">
     <w:abstractNumId w:val="3"/>
   </w:num>
-  <w:num w:numId="7" w16cid:durableId="2007399027">
+  <w:num w:numId="7" w16cid:durableId="1689524427">
     <w:abstractNumId w:val="2"/>
   </w:num>
-  <w:num w:numId="8" w16cid:durableId="254823423">
+  <w:num w:numId="8" w16cid:durableId="331029146">
     <w:abstractNumId w:val="1"/>
   </w:num>
-  <w:num w:numId="9" w16cid:durableId="1578051136">
+  <w:num w:numId="9" w16cid:durableId="729235688">
     <w:abstractNumId w:val="0"/>
   </w:num>
 </w:numbering>
@@ -1027,6 +1341,9 @@
     <w:name w:val="Normal"/>
     <w:qFormat/>
     <w:rsid w:val="00FC693F"/>
+    <w:rPr>
+      <w:rFonts w:ascii="Arial" w:hAnsi="Arial"/>
+    </w:rPr>
   </w:style>
   <w:style w:type="paragraph" w:styleId="Ttulo1">
     <w:name w:val="heading 1"/>
